--- a/docs/week7/Week7-Lab3-Report.docx
+++ b/docs/week7/Week7-Lab3-Report.docx
@@ -104,32 +104,9 @@
           <w:sz w:val="22"/>
           <w:szCs w:val="22"/>
         </w:rPr>
-        <w:t xml:space="preserve">Group: </w:t>
-      </w:r>
-      <w:r>
-        <w:rPr>
-          <w:sz w:val="22"/>
-          <w:szCs w:val="22"/>
-        </w:rPr>
-        <w:t xml:space="preserve">____________</w:t>
-      </w:r>
-    </w:p>
-    <w:p>
-      <w:pPr>
-        <w:spacing w:after="80"/>
-        <w:ind w:left="2600"/>
-        <w:jc w:val="left"/>
-      </w:pPr>
-      <w:r>
-        <w:rPr>
-          <w:b/>
-          <w:bCs/>
-          <w:sz w:val="22"/>
-          <w:szCs w:val="22"/>
-        </w:rPr>
         <w:t xml:space="preserve">Repository: </w:t>
       </w:r>
-      <w:hyperlink w:history="1" r:id="rIdkmsrxsnznqpxidcfvl9zk">
+      <w:hyperlink w:history="1" r:id="rIdteffl_clwnwgtgb6baiwd">
         <w:r>
           <w:rPr>
             <w:rStyle w:val="Hyperlink"/>
@@ -155,7 +132,7 @@
         </w:rPr>
         <w:t xml:space="preserve">Manifests: </w:t>
       </w:r>
-      <w:hyperlink w:history="1" r:id="rIdpmxdkgsgjfbgavdbvct2j">
+      <w:hyperlink w:history="1" r:id="rIdyazwd_kqeg8p09uqmd02q">
         <w:r>
           <w:rPr>
             <w:rStyle w:val="Hyperlink"/>
